--- a/Pricing Formulas.docx
+++ b/Pricing Formulas.docx
@@ -39,7 +39,7 @@
           <w:sz w:val="20"/>
           <w:szCs w:val="20"/>
         </w:rPr>
-        <w:t>by Norma Winters</w:t>
+        <w:t xml:space="preserve"> Norma Winters</w:t>
       </w:r>
       <w:r>
         <w:rPr>
@@ -71,14 +71,7 @@
           <w:sz w:val="28"/>
           <w:szCs w:val="28"/>
         </w:rPr>
-        <w:t>P</w:t>
-      </w:r>
-      <w:r>
-        <w:rPr>
-          <w:sz w:val="28"/>
-          <w:szCs w:val="28"/>
-        </w:rPr>
-        <w:t>ricing isn't just about covering costs - it's a strategic tool that shapes your entire business model, determines profitability, and influences how customers and competitors see you in the market.</w:t>
+        <w:t>Pricing isn't just about covering costs - it's a strategic tool that shapes your entire business model, determines profitability, and influences how customers and competitors see you in the market.</w:t>
       </w:r>
     </w:p>
     <w:p>
@@ -1274,6 +1267,386 @@
         <w:t xml:space="preserve"> be rare (end of season, damaged goods) or you're training customers to wait for sales</w:t>
       </w:r>
     </w:p>
+    <w:p/>
+    <w:p>
+      <w:pPr>
+        <w:rPr>
+          <w:b/>
+          <w:bCs/>
+          <w:sz w:val="28"/>
+          <w:szCs w:val="28"/>
+        </w:rPr>
+      </w:pPr>
+      <w:r>
+        <w:rPr>
+          <w:b/>
+          <w:bCs/>
+          <w:sz w:val="28"/>
+          <w:szCs w:val="28"/>
+        </w:rPr>
+        <w:t>Other Retail Calculations</w:t>
+      </w:r>
+    </w:p>
+    <w:p/>
+    <w:p>
+      <w:pPr>
+        <w:rPr>
+          <w:b/>
+          <w:bCs/>
+          <w:sz w:val="28"/>
+          <w:szCs w:val="28"/>
+        </w:rPr>
+      </w:pPr>
+      <w:r>
+        <w:rPr>
+          <w:b/>
+          <w:bCs/>
+          <w:sz w:val="28"/>
+          <w:szCs w:val="28"/>
+        </w:rPr>
+        <w:t>Average Order Value</w:t>
+      </w:r>
+    </w:p>
+    <w:p>
+      <w:pPr>
+        <w:rPr>
+          <w:b/>
+          <w:bCs/>
+          <w:color w:val="C00000"/>
+          <w:sz w:val="28"/>
+          <w:szCs w:val="28"/>
+        </w:rPr>
+      </w:pPr>
+      <w:r>
+        <w:rPr>
+          <w:b/>
+          <w:bCs/>
+          <w:color w:val="C00000"/>
+          <w:sz w:val="28"/>
+          <w:szCs w:val="28"/>
+        </w:rPr>
+        <w:t>•</w:t>
+      </w:r>
+      <w:r>
+        <w:rPr>
+          <w:b/>
+          <w:bCs/>
+          <w:color w:val="C00000"/>
+          <w:sz w:val="28"/>
+          <w:szCs w:val="28"/>
+        </w:rPr>
+        <w:tab/>
+        <w:t xml:space="preserve">Formula: </w:t>
+      </w:r>
+      <w:r>
+        <w:rPr>
+          <w:b/>
+          <w:bCs/>
+          <w:color w:val="C00000"/>
+          <w:sz w:val="28"/>
+          <w:szCs w:val="28"/>
+        </w:rPr>
+        <w:t>AOV</w:t>
+      </w:r>
+      <w:r>
+        <w:rPr>
+          <w:b/>
+          <w:bCs/>
+          <w:color w:val="C00000"/>
+          <w:sz w:val="28"/>
+          <w:szCs w:val="28"/>
+        </w:rPr>
+        <w:t xml:space="preserve"> = </w:t>
+      </w:r>
+      <w:r>
+        <w:rPr>
+          <w:b/>
+          <w:bCs/>
+          <w:color w:val="C00000"/>
+          <w:sz w:val="28"/>
+          <w:szCs w:val="28"/>
+        </w:rPr>
+        <w:t>Total Revenue /</w:t>
+      </w:r>
+      <w:r>
+        <w:rPr>
+          <w:b/>
+          <w:bCs/>
+          <w:color w:val="C00000"/>
+          <w:sz w:val="28"/>
+          <w:szCs w:val="28"/>
+        </w:rPr>
+        <w:t xml:space="preserve"> </w:t>
+      </w:r>
+      <w:r>
+        <w:rPr>
+          <w:b/>
+          <w:bCs/>
+          <w:color w:val="C00000"/>
+          <w:sz w:val="28"/>
+          <w:szCs w:val="28"/>
+        </w:rPr>
+        <w:t>Number of Orders</w:t>
+      </w:r>
+      <w:r>
+        <w:rPr>
+          <w:b/>
+          <w:bCs/>
+          <w:color w:val="C00000"/>
+          <w:sz w:val="28"/>
+          <w:szCs w:val="28"/>
+        </w:rPr>
+        <w:t>)</w:t>
+      </w:r>
+    </w:p>
+    <w:p>
+      <w:pPr>
+        <w:pStyle w:val="ListParagraph"/>
+        <w:numPr>
+          <w:ilvl w:val="1"/>
+          <w:numId w:val="25"/>
+        </w:numPr>
+        <w:rPr>
+          <w:color w:val="000000" w:themeColor="text1"/>
+          <w:sz w:val="28"/>
+          <w:szCs w:val="28"/>
+        </w:rPr>
+      </w:pPr>
+      <w:r>
+        <w:rPr>
+          <w:color w:val="000000" w:themeColor="text1"/>
+          <w:sz w:val="28"/>
+          <w:szCs w:val="28"/>
+        </w:rPr>
+        <w:t>Use the same time frame, Year, Month, Quarter</w:t>
+      </w:r>
+    </w:p>
+    <w:p>
+      <w:pPr>
+        <w:pStyle w:val="ListParagraph"/>
+        <w:numPr>
+          <w:ilvl w:val="1"/>
+          <w:numId w:val="25"/>
+        </w:numPr>
+        <w:rPr>
+          <w:color w:val="000000" w:themeColor="text1"/>
+          <w:sz w:val="28"/>
+          <w:szCs w:val="28"/>
+        </w:rPr>
+      </w:pPr>
+      <w:r>
+        <w:rPr>
+          <w:color w:val="000000" w:themeColor="text1"/>
+          <w:sz w:val="28"/>
+          <w:szCs w:val="28"/>
+        </w:rPr>
+        <w:t xml:space="preserve">Can be used to compare </w:t>
+      </w:r>
+      <w:proofErr w:type="gramStart"/>
+      <w:r>
+        <w:rPr>
+          <w:color w:val="000000" w:themeColor="text1"/>
+          <w:sz w:val="28"/>
+          <w:szCs w:val="28"/>
+        </w:rPr>
+        <w:t>on</w:t>
+      </w:r>
+      <w:proofErr w:type="gramEnd"/>
+      <w:r>
+        <w:rPr>
+          <w:color w:val="000000" w:themeColor="text1"/>
+          <w:sz w:val="28"/>
+          <w:szCs w:val="28"/>
+        </w:rPr>
+        <w:t xml:space="preserve"> time frame to another, monitor how changes in price or products change the Average Order Value.</w:t>
+      </w:r>
+    </w:p>
+    <w:p>
+      <w:pPr>
+        <w:pStyle w:val="ListParagraph"/>
+        <w:numPr>
+          <w:ilvl w:val="0"/>
+          <w:numId w:val="24"/>
+        </w:numPr>
+        <w:rPr>
+          <w:color w:val="000000" w:themeColor="text1"/>
+          <w:sz w:val="28"/>
+          <w:szCs w:val="28"/>
+        </w:rPr>
+      </w:pPr>
+      <w:r>
+        <w:rPr>
+          <w:color w:val="000000" w:themeColor="text1"/>
+          <w:sz w:val="28"/>
+          <w:szCs w:val="28"/>
+        </w:rPr>
+        <w:t xml:space="preserve">One use would be to </w:t>
+      </w:r>
+      <w:proofErr w:type="spellStart"/>
+      <w:r>
+        <w:rPr>
+          <w:color w:val="000000" w:themeColor="text1"/>
+          <w:sz w:val="28"/>
+          <w:szCs w:val="28"/>
+        </w:rPr>
+        <w:t>analysze</w:t>
+      </w:r>
+      <w:proofErr w:type="spellEnd"/>
+      <w:r>
+        <w:rPr>
+          <w:color w:val="000000" w:themeColor="text1"/>
+          <w:sz w:val="28"/>
+          <w:szCs w:val="28"/>
+        </w:rPr>
+        <w:t xml:space="preserve"> </w:t>
+      </w:r>
+      <w:r>
+        <w:rPr>
+          <w:color w:val="000000" w:themeColor="text1"/>
+          <w:sz w:val="28"/>
+          <w:szCs w:val="28"/>
+        </w:rPr>
+        <w:t xml:space="preserve">how </w:t>
+      </w:r>
+      <w:r>
+        <w:rPr>
+          <w:color w:val="000000" w:themeColor="text1"/>
+          <w:sz w:val="28"/>
+          <w:szCs w:val="28"/>
+        </w:rPr>
+        <w:t>add on sales</w:t>
+      </w:r>
+      <w:r>
+        <w:rPr>
+          <w:color w:val="000000" w:themeColor="text1"/>
+          <w:sz w:val="28"/>
+          <w:szCs w:val="28"/>
+        </w:rPr>
+        <w:t xml:space="preserve"> could increase sales.  For </w:t>
+      </w:r>
+      <w:proofErr w:type="gramStart"/>
+      <w:r>
+        <w:rPr>
+          <w:color w:val="000000" w:themeColor="text1"/>
+          <w:sz w:val="28"/>
+          <w:szCs w:val="28"/>
+        </w:rPr>
+        <w:t>example</w:t>
+      </w:r>
+      <w:proofErr w:type="gramEnd"/>
+      <w:r>
+        <w:rPr>
+          <w:color w:val="000000" w:themeColor="text1"/>
+          <w:sz w:val="28"/>
+          <w:szCs w:val="28"/>
+        </w:rPr>
+        <w:t xml:space="preserve"> Adding belt line up when selling jeans.</w:t>
+      </w:r>
+    </w:p>
+    <w:p>
+      <w:pPr>
+        <w:pStyle w:val="ListParagraph"/>
+        <w:numPr>
+          <w:ilvl w:val="0"/>
+          <w:numId w:val="24"/>
+        </w:numPr>
+        <w:rPr>
+          <w:color w:val="000000" w:themeColor="text1"/>
+          <w:sz w:val="28"/>
+          <w:szCs w:val="28"/>
+        </w:rPr>
+      </w:pPr>
+      <w:r>
+        <w:rPr>
+          <w:color w:val="000000" w:themeColor="text1"/>
+          <w:sz w:val="28"/>
+          <w:szCs w:val="28"/>
+        </w:rPr>
+        <w:t xml:space="preserve">Another example of possible usage is seeing how advertising may </w:t>
+      </w:r>
+      <w:proofErr w:type="gramStart"/>
+      <w:r>
+        <w:rPr>
+          <w:color w:val="000000" w:themeColor="text1"/>
+          <w:sz w:val="28"/>
+          <w:szCs w:val="28"/>
+        </w:rPr>
+        <w:t>effect</w:t>
+      </w:r>
+      <w:proofErr w:type="gramEnd"/>
+      <w:r>
+        <w:rPr>
+          <w:color w:val="000000" w:themeColor="text1"/>
+          <w:sz w:val="28"/>
+          <w:szCs w:val="28"/>
+        </w:rPr>
+        <w:t xml:space="preserve"> sales.</w:t>
+      </w:r>
+    </w:p>
+    <w:p/>
+    <w:p>
+      <w:pPr>
+        <w:rPr>
+          <w:b/>
+          <w:bCs/>
+          <w:color w:val="C00000"/>
+          <w:sz w:val="28"/>
+          <w:szCs w:val="28"/>
+        </w:rPr>
+      </w:pPr>
+      <w:r>
+        <w:rPr>
+          <w:b/>
+          <w:bCs/>
+          <w:color w:val="C00000"/>
+          <w:sz w:val="28"/>
+          <w:szCs w:val="28"/>
+        </w:rPr>
+        <w:t xml:space="preserve">Formula: </w:t>
+      </w:r>
+      <w:r>
+        <w:rPr>
+          <w:b/>
+          <w:bCs/>
+          <w:color w:val="C00000"/>
+          <w:sz w:val="28"/>
+          <w:szCs w:val="28"/>
+        </w:rPr>
+        <w:t xml:space="preserve">Average Number of items in an Order </w:t>
+      </w:r>
+      <w:r>
+        <w:rPr>
+          <w:b/>
+          <w:bCs/>
+          <w:color w:val="C00000"/>
+          <w:sz w:val="28"/>
+          <w:szCs w:val="28"/>
+        </w:rPr>
+        <w:t>=</w:t>
+      </w:r>
+    </w:p>
+    <w:p>
+      <w:pPr>
+        <w:rPr>
+          <w:b/>
+          <w:bCs/>
+          <w:color w:val="C00000"/>
+          <w:sz w:val="28"/>
+          <w:szCs w:val="28"/>
+        </w:rPr>
+      </w:pPr>
+      <w:r>
+        <w:rPr>
+          <w:b/>
+          <w:bCs/>
+          <w:color w:val="C00000"/>
+          <w:sz w:val="28"/>
+          <w:szCs w:val="28"/>
+        </w:rPr>
+        <w:t xml:space="preserve">                Total Number of items sold / Total number of orders</w:t>
+      </w:r>
+    </w:p>
+    <w:p/>
     <w:p>
       <w:pPr>
         <w:rPr>
@@ -1601,6 +1974,119 @@
     </w:lvl>
   </w:abstractNum>
   <w:abstractNum w:abstractNumId="2" w15:restartNumberingAfterBreak="0">
+    <w:nsid w:val="0A464C16"/>
+    <w:multiLevelType w:val="hybridMultilevel"/>
+    <w:tmpl w:val="194E494C"/>
+    <w:lvl w:ilvl="0" w:tplc="FFFFFFFF">
+      <w:start w:val="1"/>
+      <w:numFmt w:val="bullet"/>
+      <w:lvlText w:val=""/>
+      <w:lvlJc w:val="left"/>
+      <w:pPr>
+        <w:ind w:left="720" w:hanging="360"/>
+      </w:pPr>
+      <w:rPr>
+        <w:rFonts w:ascii="Wingdings" w:hAnsi="Wingdings" w:hint="default"/>
+      </w:rPr>
+    </w:lvl>
+    <w:lvl w:ilvl="1" w:tplc="0409000D">
+      <w:start w:val="1"/>
+      <w:numFmt w:val="bullet"/>
+      <w:lvlText w:val=""/>
+      <w:lvlJc w:val="left"/>
+      <w:pPr>
+        <w:ind w:left="1440" w:hanging="360"/>
+      </w:pPr>
+      <w:rPr>
+        <w:rFonts w:ascii="Wingdings" w:hAnsi="Wingdings" w:hint="default"/>
+      </w:rPr>
+    </w:lvl>
+    <w:lvl w:ilvl="2" w:tplc="FFFFFFFF" w:tentative="1">
+      <w:start w:val="1"/>
+      <w:numFmt w:val="bullet"/>
+      <w:lvlText w:val=""/>
+      <w:lvlJc w:val="left"/>
+      <w:pPr>
+        <w:ind w:left="2160" w:hanging="360"/>
+      </w:pPr>
+      <w:rPr>
+        <w:rFonts w:ascii="Wingdings" w:hAnsi="Wingdings" w:hint="default"/>
+      </w:rPr>
+    </w:lvl>
+    <w:lvl w:ilvl="3" w:tplc="FFFFFFFF" w:tentative="1">
+      <w:start w:val="1"/>
+      <w:numFmt w:val="bullet"/>
+      <w:lvlText w:val=""/>
+      <w:lvlJc w:val="left"/>
+      <w:pPr>
+        <w:ind w:left="2880" w:hanging="360"/>
+      </w:pPr>
+      <w:rPr>
+        <w:rFonts w:ascii="Symbol" w:hAnsi="Symbol" w:hint="default"/>
+      </w:rPr>
+    </w:lvl>
+    <w:lvl w:ilvl="4" w:tplc="FFFFFFFF" w:tentative="1">
+      <w:start w:val="1"/>
+      <w:numFmt w:val="bullet"/>
+      <w:lvlText w:val="o"/>
+      <w:lvlJc w:val="left"/>
+      <w:pPr>
+        <w:ind w:left="3600" w:hanging="360"/>
+      </w:pPr>
+      <w:rPr>
+        <w:rFonts w:ascii="Courier New" w:hAnsi="Courier New" w:cs="Courier New" w:hint="default"/>
+      </w:rPr>
+    </w:lvl>
+    <w:lvl w:ilvl="5" w:tplc="FFFFFFFF" w:tentative="1">
+      <w:start w:val="1"/>
+      <w:numFmt w:val="bullet"/>
+      <w:lvlText w:val=""/>
+      <w:lvlJc w:val="left"/>
+      <w:pPr>
+        <w:ind w:left="4320" w:hanging="360"/>
+      </w:pPr>
+      <w:rPr>
+        <w:rFonts w:ascii="Wingdings" w:hAnsi="Wingdings" w:hint="default"/>
+      </w:rPr>
+    </w:lvl>
+    <w:lvl w:ilvl="6" w:tplc="FFFFFFFF" w:tentative="1">
+      <w:start w:val="1"/>
+      <w:numFmt w:val="bullet"/>
+      <w:lvlText w:val=""/>
+      <w:lvlJc w:val="left"/>
+      <w:pPr>
+        <w:ind w:left="5040" w:hanging="360"/>
+      </w:pPr>
+      <w:rPr>
+        <w:rFonts w:ascii="Symbol" w:hAnsi="Symbol" w:hint="default"/>
+      </w:rPr>
+    </w:lvl>
+    <w:lvl w:ilvl="7" w:tplc="FFFFFFFF" w:tentative="1">
+      <w:start w:val="1"/>
+      <w:numFmt w:val="bullet"/>
+      <w:lvlText w:val="o"/>
+      <w:lvlJc w:val="left"/>
+      <w:pPr>
+        <w:ind w:left="5760" w:hanging="360"/>
+      </w:pPr>
+      <w:rPr>
+        <w:rFonts w:ascii="Courier New" w:hAnsi="Courier New" w:cs="Courier New" w:hint="default"/>
+      </w:rPr>
+    </w:lvl>
+    <w:lvl w:ilvl="8" w:tplc="FFFFFFFF" w:tentative="1">
+      <w:start w:val="1"/>
+      <w:numFmt w:val="bullet"/>
+      <w:lvlText w:val=""/>
+      <w:lvlJc w:val="left"/>
+      <w:pPr>
+        <w:ind w:left="6480" w:hanging="360"/>
+      </w:pPr>
+      <w:rPr>
+        <w:rFonts w:ascii="Wingdings" w:hAnsi="Wingdings" w:hint="default"/>
+      </w:rPr>
+    </w:lvl>
+  </w:abstractNum>
+  <w:abstractNum w:abstractNumId="3" w15:restartNumberingAfterBreak="0">
     <w:nsid w:val="0AF2201B"/>
     <w:multiLevelType w:val="multilevel"/>
     <w:tmpl w:val="ADB0C53C"/>
@@ -1745,7 +2231,7 @@
       </w:rPr>
     </w:lvl>
   </w:abstractNum>
-  <w:abstractNum w:abstractNumId="3" w15:restartNumberingAfterBreak="0">
+  <w:abstractNum w:abstractNumId="4" w15:restartNumberingAfterBreak="0">
     <w:nsid w:val="0F0F6BCB"/>
     <w:multiLevelType w:val="multilevel"/>
     <w:tmpl w:val="4C388336"/>
@@ -1894,7 +2380,7 @@
       </w:rPr>
     </w:lvl>
   </w:abstractNum>
-  <w:abstractNum w:abstractNumId="4" w15:restartNumberingAfterBreak="0">
+  <w:abstractNum w:abstractNumId="5" w15:restartNumberingAfterBreak="0">
     <w:nsid w:val="1A474F36"/>
     <w:multiLevelType w:val="multilevel"/>
     <w:tmpl w:val="12C2F870"/>
@@ -2043,7 +2529,120 @@
       </w:rPr>
     </w:lvl>
   </w:abstractNum>
-  <w:abstractNum w:abstractNumId="5" w15:restartNumberingAfterBreak="0">
+  <w:abstractNum w:abstractNumId="6" w15:restartNumberingAfterBreak="0">
+    <w:nsid w:val="1CDB39EB"/>
+    <w:multiLevelType w:val="hybridMultilevel"/>
+    <w:tmpl w:val="72E42EAC"/>
+    <w:lvl w:ilvl="0" w:tplc="0409000D">
+      <w:start w:val="1"/>
+      <w:numFmt w:val="bullet"/>
+      <w:lvlText w:val=""/>
+      <w:lvlJc w:val="left"/>
+      <w:pPr>
+        <w:ind w:left="720" w:hanging="360"/>
+      </w:pPr>
+      <w:rPr>
+        <w:rFonts w:ascii="Wingdings" w:hAnsi="Wingdings" w:hint="default"/>
+      </w:rPr>
+    </w:lvl>
+    <w:lvl w:ilvl="1" w:tplc="04090003">
+      <w:start w:val="1"/>
+      <w:numFmt w:val="bullet"/>
+      <w:lvlText w:val="o"/>
+      <w:lvlJc w:val="left"/>
+      <w:pPr>
+        <w:ind w:left="1440" w:hanging="360"/>
+      </w:pPr>
+      <w:rPr>
+        <w:rFonts w:ascii="Courier New" w:hAnsi="Courier New" w:cs="Courier New" w:hint="default"/>
+      </w:rPr>
+    </w:lvl>
+    <w:lvl w:ilvl="2" w:tplc="04090005" w:tentative="1">
+      <w:start w:val="1"/>
+      <w:numFmt w:val="bullet"/>
+      <w:lvlText w:val=""/>
+      <w:lvlJc w:val="left"/>
+      <w:pPr>
+        <w:ind w:left="2160" w:hanging="360"/>
+      </w:pPr>
+      <w:rPr>
+        <w:rFonts w:ascii="Wingdings" w:hAnsi="Wingdings" w:hint="default"/>
+      </w:rPr>
+    </w:lvl>
+    <w:lvl w:ilvl="3" w:tplc="04090001" w:tentative="1">
+      <w:start w:val="1"/>
+      <w:numFmt w:val="bullet"/>
+      <w:lvlText w:val=""/>
+      <w:lvlJc w:val="left"/>
+      <w:pPr>
+        <w:ind w:left="2880" w:hanging="360"/>
+      </w:pPr>
+      <w:rPr>
+        <w:rFonts w:ascii="Symbol" w:hAnsi="Symbol" w:hint="default"/>
+      </w:rPr>
+    </w:lvl>
+    <w:lvl w:ilvl="4" w:tplc="04090003" w:tentative="1">
+      <w:start w:val="1"/>
+      <w:numFmt w:val="bullet"/>
+      <w:lvlText w:val="o"/>
+      <w:lvlJc w:val="left"/>
+      <w:pPr>
+        <w:ind w:left="3600" w:hanging="360"/>
+      </w:pPr>
+      <w:rPr>
+        <w:rFonts w:ascii="Courier New" w:hAnsi="Courier New" w:cs="Courier New" w:hint="default"/>
+      </w:rPr>
+    </w:lvl>
+    <w:lvl w:ilvl="5" w:tplc="04090005" w:tentative="1">
+      <w:start w:val="1"/>
+      <w:numFmt w:val="bullet"/>
+      <w:lvlText w:val=""/>
+      <w:lvlJc w:val="left"/>
+      <w:pPr>
+        <w:ind w:left="4320" w:hanging="360"/>
+      </w:pPr>
+      <w:rPr>
+        <w:rFonts w:ascii="Wingdings" w:hAnsi="Wingdings" w:hint="default"/>
+      </w:rPr>
+    </w:lvl>
+    <w:lvl w:ilvl="6" w:tplc="04090001" w:tentative="1">
+      <w:start w:val="1"/>
+      <w:numFmt w:val="bullet"/>
+      <w:lvlText w:val=""/>
+      <w:lvlJc w:val="left"/>
+      <w:pPr>
+        <w:ind w:left="5040" w:hanging="360"/>
+      </w:pPr>
+      <w:rPr>
+        <w:rFonts w:ascii="Symbol" w:hAnsi="Symbol" w:hint="default"/>
+      </w:rPr>
+    </w:lvl>
+    <w:lvl w:ilvl="7" w:tplc="04090003" w:tentative="1">
+      <w:start w:val="1"/>
+      <w:numFmt w:val="bullet"/>
+      <w:lvlText w:val="o"/>
+      <w:lvlJc w:val="left"/>
+      <w:pPr>
+        <w:ind w:left="5760" w:hanging="360"/>
+      </w:pPr>
+      <w:rPr>
+        <w:rFonts w:ascii="Courier New" w:hAnsi="Courier New" w:cs="Courier New" w:hint="default"/>
+      </w:rPr>
+    </w:lvl>
+    <w:lvl w:ilvl="8" w:tplc="04090005" w:tentative="1">
+      <w:start w:val="1"/>
+      <w:numFmt w:val="bullet"/>
+      <w:lvlText w:val=""/>
+      <w:lvlJc w:val="left"/>
+      <w:pPr>
+        <w:ind w:left="6480" w:hanging="360"/>
+      </w:pPr>
+      <w:rPr>
+        <w:rFonts w:ascii="Wingdings" w:hAnsi="Wingdings" w:hint="default"/>
+      </w:rPr>
+    </w:lvl>
+  </w:abstractNum>
+  <w:abstractNum w:abstractNumId="7" w15:restartNumberingAfterBreak="0">
     <w:nsid w:val="1E8806D9"/>
     <w:multiLevelType w:val="multilevel"/>
     <w:tmpl w:val="BCC42DE0"/>
@@ -2192,7 +2791,7 @@
       </w:rPr>
     </w:lvl>
   </w:abstractNum>
-  <w:abstractNum w:abstractNumId="6" w15:restartNumberingAfterBreak="0">
+  <w:abstractNum w:abstractNumId="8" w15:restartNumberingAfterBreak="0">
     <w:nsid w:val="232038C2"/>
     <w:multiLevelType w:val="multilevel"/>
     <w:tmpl w:val="2736CEAE"/>
@@ -2337,7 +2936,7 @@
       </w:rPr>
     </w:lvl>
   </w:abstractNum>
-  <w:abstractNum w:abstractNumId="7" w15:restartNumberingAfterBreak="0">
+  <w:abstractNum w:abstractNumId="9" w15:restartNumberingAfterBreak="0">
     <w:nsid w:val="25A43D4C"/>
     <w:multiLevelType w:val="multilevel"/>
     <w:tmpl w:val="0B12F85E"/>
@@ -2482,7 +3081,7 @@
       </w:rPr>
     </w:lvl>
   </w:abstractNum>
-  <w:abstractNum w:abstractNumId="8" w15:restartNumberingAfterBreak="0">
+  <w:abstractNum w:abstractNumId="10" w15:restartNumberingAfterBreak="0">
     <w:nsid w:val="31AB3682"/>
     <w:multiLevelType w:val="multilevel"/>
     <w:tmpl w:val="C87EFF06"/>
@@ -2631,7 +3230,7 @@
       </w:rPr>
     </w:lvl>
   </w:abstractNum>
-  <w:abstractNum w:abstractNumId="9" w15:restartNumberingAfterBreak="0">
+  <w:abstractNum w:abstractNumId="11" w15:restartNumberingAfterBreak="0">
     <w:nsid w:val="33D65399"/>
     <w:multiLevelType w:val="multilevel"/>
     <w:tmpl w:val="4F6EB556"/>
@@ -2776,7 +3375,7 @@
       </w:rPr>
     </w:lvl>
   </w:abstractNum>
-  <w:abstractNum w:abstractNumId="10" w15:restartNumberingAfterBreak="0">
+  <w:abstractNum w:abstractNumId="12" w15:restartNumberingAfterBreak="0">
     <w:nsid w:val="351531E6"/>
     <w:multiLevelType w:val="multilevel"/>
     <w:tmpl w:val="1B2A9BC6"/>
@@ -2925,7 +3524,120 @@
       </w:rPr>
     </w:lvl>
   </w:abstractNum>
-  <w:abstractNum w:abstractNumId="11" w15:restartNumberingAfterBreak="0">
+  <w:abstractNum w:abstractNumId="13" w15:restartNumberingAfterBreak="0">
+    <w:nsid w:val="35BD4335"/>
+    <w:multiLevelType w:val="hybridMultilevel"/>
+    <w:tmpl w:val="FDB26172"/>
+    <w:lvl w:ilvl="0" w:tplc="0409000D">
+      <w:start w:val="1"/>
+      <w:numFmt w:val="bullet"/>
+      <w:lvlText w:val=""/>
+      <w:lvlJc w:val="left"/>
+      <w:pPr>
+        <w:ind w:left="1440" w:hanging="360"/>
+      </w:pPr>
+      <w:rPr>
+        <w:rFonts w:ascii="Wingdings" w:hAnsi="Wingdings" w:hint="default"/>
+      </w:rPr>
+    </w:lvl>
+    <w:lvl w:ilvl="1" w:tplc="04090003">
+      <w:start w:val="1"/>
+      <w:numFmt w:val="bullet"/>
+      <w:lvlText w:val="o"/>
+      <w:lvlJc w:val="left"/>
+      <w:pPr>
+        <w:ind w:left="2160" w:hanging="360"/>
+      </w:pPr>
+      <w:rPr>
+        <w:rFonts w:ascii="Courier New" w:hAnsi="Courier New" w:cs="Courier New" w:hint="default"/>
+      </w:rPr>
+    </w:lvl>
+    <w:lvl w:ilvl="2" w:tplc="04090005" w:tentative="1">
+      <w:start w:val="1"/>
+      <w:numFmt w:val="bullet"/>
+      <w:lvlText w:val=""/>
+      <w:lvlJc w:val="left"/>
+      <w:pPr>
+        <w:ind w:left="2880" w:hanging="360"/>
+      </w:pPr>
+      <w:rPr>
+        <w:rFonts w:ascii="Wingdings" w:hAnsi="Wingdings" w:hint="default"/>
+      </w:rPr>
+    </w:lvl>
+    <w:lvl w:ilvl="3" w:tplc="04090001" w:tentative="1">
+      <w:start w:val="1"/>
+      <w:numFmt w:val="bullet"/>
+      <w:lvlText w:val=""/>
+      <w:lvlJc w:val="left"/>
+      <w:pPr>
+        <w:ind w:left="3600" w:hanging="360"/>
+      </w:pPr>
+      <w:rPr>
+        <w:rFonts w:ascii="Symbol" w:hAnsi="Symbol" w:hint="default"/>
+      </w:rPr>
+    </w:lvl>
+    <w:lvl w:ilvl="4" w:tplc="04090003" w:tentative="1">
+      <w:start w:val="1"/>
+      <w:numFmt w:val="bullet"/>
+      <w:lvlText w:val="o"/>
+      <w:lvlJc w:val="left"/>
+      <w:pPr>
+        <w:ind w:left="4320" w:hanging="360"/>
+      </w:pPr>
+      <w:rPr>
+        <w:rFonts w:ascii="Courier New" w:hAnsi="Courier New" w:cs="Courier New" w:hint="default"/>
+      </w:rPr>
+    </w:lvl>
+    <w:lvl w:ilvl="5" w:tplc="04090005" w:tentative="1">
+      <w:start w:val="1"/>
+      <w:numFmt w:val="bullet"/>
+      <w:lvlText w:val=""/>
+      <w:lvlJc w:val="left"/>
+      <w:pPr>
+        <w:ind w:left="5040" w:hanging="360"/>
+      </w:pPr>
+      <w:rPr>
+        <w:rFonts w:ascii="Wingdings" w:hAnsi="Wingdings" w:hint="default"/>
+      </w:rPr>
+    </w:lvl>
+    <w:lvl w:ilvl="6" w:tplc="04090001" w:tentative="1">
+      <w:start w:val="1"/>
+      <w:numFmt w:val="bullet"/>
+      <w:lvlText w:val=""/>
+      <w:lvlJc w:val="left"/>
+      <w:pPr>
+        <w:ind w:left="5760" w:hanging="360"/>
+      </w:pPr>
+      <w:rPr>
+        <w:rFonts w:ascii="Symbol" w:hAnsi="Symbol" w:hint="default"/>
+      </w:rPr>
+    </w:lvl>
+    <w:lvl w:ilvl="7" w:tplc="04090003" w:tentative="1">
+      <w:start w:val="1"/>
+      <w:numFmt w:val="bullet"/>
+      <w:lvlText w:val="o"/>
+      <w:lvlJc w:val="left"/>
+      <w:pPr>
+        <w:ind w:left="6480" w:hanging="360"/>
+      </w:pPr>
+      <w:rPr>
+        <w:rFonts w:ascii="Courier New" w:hAnsi="Courier New" w:cs="Courier New" w:hint="default"/>
+      </w:rPr>
+    </w:lvl>
+    <w:lvl w:ilvl="8" w:tplc="04090005" w:tentative="1">
+      <w:start w:val="1"/>
+      <w:numFmt w:val="bullet"/>
+      <w:lvlText w:val=""/>
+      <w:lvlJc w:val="left"/>
+      <w:pPr>
+        <w:ind w:left="7200" w:hanging="360"/>
+      </w:pPr>
+      <w:rPr>
+        <w:rFonts w:ascii="Wingdings" w:hAnsi="Wingdings" w:hint="default"/>
+      </w:rPr>
+    </w:lvl>
+  </w:abstractNum>
+  <w:abstractNum w:abstractNumId="14" w15:restartNumberingAfterBreak="0">
     <w:nsid w:val="3702786F"/>
     <w:multiLevelType w:val="multilevel"/>
     <w:tmpl w:val="DFB020D4"/>
@@ -3070,7 +3782,7 @@
       </w:rPr>
     </w:lvl>
   </w:abstractNum>
-  <w:abstractNum w:abstractNumId="12" w15:restartNumberingAfterBreak="0">
+  <w:abstractNum w:abstractNumId="15" w15:restartNumberingAfterBreak="0">
     <w:nsid w:val="3DC202D6"/>
     <w:multiLevelType w:val="multilevel"/>
     <w:tmpl w:val="033A4662"/>
@@ -3219,7 +3931,7 @@
       </w:rPr>
     </w:lvl>
   </w:abstractNum>
-  <w:abstractNum w:abstractNumId="13" w15:restartNumberingAfterBreak="0">
+  <w:abstractNum w:abstractNumId="16" w15:restartNumberingAfterBreak="0">
     <w:nsid w:val="3E8417F9"/>
     <w:multiLevelType w:val="multilevel"/>
     <w:tmpl w:val="E79A7E7C"/>
@@ -3368,7 +4080,7 @@
       </w:rPr>
     </w:lvl>
   </w:abstractNum>
-  <w:abstractNum w:abstractNumId="14" w15:restartNumberingAfterBreak="0">
+  <w:abstractNum w:abstractNumId="17" w15:restartNumberingAfterBreak="0">
     <w:nsid w:val="3F736CD0"/>
     <w:multiLevelType w:val="multilevel"/>
     <w:tmpl w:val="6CF8E616"/>
@@ -3517,7 +4229,7 @@
       </w:rPr>
     </w:lvl>
   </w:abstractNum>
-  <w:abstractNum w:abstractNumId="15" w15:restartNumberingAfterBreak="0">
+  <w:abstractNum w:abstractNumId="18" w15:restartNumberingAfterBreak="0">
     <w:nsid w:val="47210151"/>
     <w:multiLevelType w:val="multilevel"/>
     <w:tmpl w:val="78B89D9E"/>
@@ -3666,7 +4378,7 @@
       </w:rPr>
     </w:lvl>
   </w:abstractNum>
-  <w:abstractNum w:abstractNumId="16" w15:restartNumberingAfterBreak="0">
+  <w:abstractNum w:abstractNumId="19" w15:restartNumberingAfterBreak="0">
     <w:nsid w:val="5C4F13BE"/>
     <w:multiLevelType w:val="multilevel"/>
     <w:tmpl w:val="0D908D4C"/>
@@ -3815,7 +4527,7 @@
       </w:rPr>
     </w:lvl>
   </w:abstractNum>
-  <w:abstractNum w:abstractNumId="17" w15:restartNumberingAfterBreak="0">
+  <w:abstractNum w:abstractNumId="20" w15:restartNumberingAfterBreak="0">
     <w:nsid w:val="6759190E"/>
     <w:multiLevelType w:val="multilevel"/>
     <w:tmpl w:val="BD22734C"/>
@@ -3964,7 +4676,7 @@
       </w:rPr>
     </w:lvl>
   </w:abstractNum>
-  <w:abstractNum w:abstractNumId="18" w15:restartNumberingAfterBreak="0">
+  <w:abstractNum w:abstractNumId="21" w15:restartNumberingAfterBreak="0">
     <w:nsid w:val="691B799E"/>
     <w:multiLevelType w:val="multilevel"/>
     <w:tmpl w:val="00DC688E"/>
@@ -4113,7 +4825,7 @@
       </w:rPr>
     </w:lvl>
   </w:abstractNum>
-  <w:abstractNum w:abstractNumId="19" w15:restartNumberingAfterBreak="0">
+  <w:abstractNum w:abstractNumId="22" w15:restartNumberingAfterBreak="0">
     <w:nsid w:val="6AEA532D"/>
     <w:multiLevelType w:val="multilevel"/>
     <w:tmpl w:val="54349E42"/>
@@ -4262,7 +4974,7 @@
       </w:rPr>
     </w:lvl>
   </w:abstractNum>
-  <w:abstractNum w:abstractNumId="20" w15:restartNumberingAfterBreak="0">
+  <w:abstractNum w:abstractNumId="23" w15:restartNumberingAfterBreak="0">
     <w:nsid w:val="6CF65D11"/>
     <w:multiLevelType w:val="multilevel"/>
     <w:tmpl w:val="478E9C0A"/>
@@ -4411,7 +5123,7 @@
       </w:rPr>
     </w:lvl>
   </w:abstractNum>
-  <w:abstractNum w:abstractNumId="21" w15:restartNumberingAfterBreak="0">
+  <w:abstractNum w:abstractNumId="24" w15:restartNumberingAfterBreak="0">
     <w:nsid w:val="6E1D2734"/>
     <w:multiLevelType w:val="multilevel"/>
     <w:tmpl w:val="BD2A8B16"/>
@@ -4560,67 +5272,76 @@
     <w:abstractNumId w:val="1"/>
   </w:num>
   <w:num w:numId="2" w16cid:durableId="537010586">
-    <w:abstractNumId w:val="5"/>
+    <w:abstractNumId w:val="7"/>
   </w:num>
   <w:num w:numId="3" w16cid:durableId="2131433001">
-    <w:abstractNumId w:val="13"/>
+    <w:abstractNumId w:val="16"/>
   </w:num>
   <w:num w:numId="4" w16cid:durableId="1626345947">
-    <w:abstractNumId w:val="17"/>
+    <w:abstractNumId w:val="20"/>
   </w:num>
   <w:num w:numId="5" w16cid:durableId="752237501">
-    <w:abstractNumId w:val="14"/>
+    <w:abstractNumId w:val="17"/>
   </w:num>
   <w:num w:numId="6" w16cid:durableId="750390520">
     <w:abstractNumId w:val="0"/>
   </w:num>
   <w:num w:numId="7" w16cid:durableId="156850884">
+    <w:abstractNumId w:val="4"/>
+  </w:num>
+  <w:num w:numId="8" w16cid:durableId="2144232097">
+    <w:abstractNumId w:val="21"/>
+  </w:num>
+  <w:num w:numId="9" w16cid:durableId="1184443298">
+    <w:abstractNumId w:val="12"/>
+  </w:num>
+  <w:num w:numId="10" w16cid:durableId="971128907">
+    <w:abstractNumId w:val="5"/>
+  </w:num>
+  <w:num w:numId="11" w16cid:durableId="978609064">
+    <w:abstractNumId w:val="15"/>
+  </w:num>
+  <w:num w:numId="12" w16cid:durableId="1320232799">
+    <w:abstractNumId w:val="23"/>
+  </w:num>
+  <w:num w:numId="13" w16cid:durableId="242103103">
+    <w:abstractNumId w:val="10"/>
+  </w:num>
+  <w:num w:numId="14" w16cid:durableId="283344402">
+    <w:abstractNumId w:val="18"/>
+  </w:num>
+  <w:num w:numId="15" w16cid:durableId="236290039">
+    <w:abstractNumId w:val="19"/>
+  </w:num>
+  <w:num w:numId="16" w16cid:durableId="1601065442">
+    <w:abstractNumId w:val="22"/>
+  </w:num>
+  <w:num w:numId="17" w16cid:durableId="1481075060">
     <w:abstractNumId w:val="3"/>
   </w:num>
-  <w:num w:numId="8" w16cid:durableId="2144232097">
-    <w:abstractNumId w:val="18"/>
+  <w:num w:numId="18" w16cid:durableId="1075854549">
+    <w:abstractNumId w:val="9"/>
   </w:num>
-  <w:num w:numId="9" w16cid:durableId="1184443298">
-    <w:abstractNumId w:val="10"/>
+  <w:num w:numId="19" w16cid:durableId="2043823100">
+    <w:abstractNumId w:val="14"/>
   </w:num>
-  <w:num w:numId="10" w16cid:durableId="971128907">
-    <w:abstractNumId w:val="4"/>
+  <w:num w:numId="20" w16cid:durableId="863982522">
+    <w:abstractNumId w:val="24"/>
   </w:num>
-  <w:num w:numId="11" w16cid:durableId="978609064">
-    <w:abstractNumId w:val="12"/>
+  <w:num w:numId="21" w16cid:durableId="1805732325">
+    <w:abstractNumId w:val="11"/>
   </w:num>
-  <w:num w:numId="12" w16cid:durableId="1320232799">
-    <w:abstractNumId w:val="20"/>
-  </w:num>
-  <w:num w:numId="13" w16cid:durableId="242103103">
+  <w:num w:numId="22" w16cid:durableId="887761202">
     <w:abstractNumId w:val="8"/>
   </w:num>
-  <w:num w:numId="14" w16cid:durableId="283344402">
-    <w:abstractNumId w:val="15"/>
+  <w:num w:numId="23" w16cid:durableId="385372492">
+    <w:abstractNumId w:val="6"/>
   </w:num>
-  <w:num w:numId="15" w16cid:durableId="236290039">
-    <w:abstractNumId w:val="16"/>
+  <w:num w:numId="24" w16cid:durableId="835075297">
+    <w:abstractNumId w:val="13"/>
   </w:num>
-  <w:num w:numId="16" w16cid:durableId="1601065442">
-    <w:abstractNumId w:val="19"/>
-  </w:num>
-  <w:num w:numId="17" w16cid:durableId="1481075060">
+  <w:num w:numId="25" w16cid:durableId="620653418">
     <w:abstractNumId w:val="2"/>
-  </w:num>
-  <w:num w:numId="18" w16cid:durableId="1075854549">
-    <w:abstractNumId w:val="7"/>
-  </w:num>
-  <w:num w:numId="19" w16cid:durableId="2043823100">
-    <w:abstractNumId w:val="11"/>
-  </w:num>
-  <w:num w:numId="20" w16cid:durableId="863982522">
-    <w:abstractNumId w:val="21"/>
-  </w:num>
-  <w:num w:numId="21" w16cid:durableId="1805732325">
-    <w:abstractNumId w:val="9"/>
-  </w:num>
-  <w:num w:numId="22" w16cid:durableId="887761202">
-    <w:abstractNumId w:val="6"/>
   </w:num>
 </w:numbering>
 </file>
@@ -5191,6 +5912,7 @@
   <w:style w:type="character" w:default="1" w:styleId="DefaultParagraphFont">
     <w:name w:val="Default Paragraph Font"/>
     <w:uiPriority w:val="1"/>
+    <w:semiHidden/>
     <w:unhideWhenUsed/>
   </w:style>
   <w:style w:type="table" w:default="1" w:styleId="TableNormal">
